--- a/resoluciones-ejercicios-qgis/guia-lab1-carrera-incendios.docx
+++ b/resoluciones-ejercicios-qgis/guia-lab1-carrera-incendios.docx
@@ -925,11 +925,11 @@
               <a:graphicData uri="http://schemas.openxmlformats.org/drawingml/2006/picture">
                 <pic:pic>
                   <pic:nvPicPr>
-                    <pic:cNvPr id="0" name="step-11.png"/>
+                    <pic:cNvPr id="0" name="step-12.png"/>
                     <pic:cNvPicPr/>
                   </pic:nvPicPr>
                   <pic:blipFill>
-                    <a:blip r:embed="rId19"/>
+                    <a:blip r:embed="rId20"/>
                     <a:stretch>
                       <a:fillRect/>
                     </a:stretch>
